--- a/lars/AWS TypeScript/Lars_Jansen.docx
+++ b/lars/AWS TypeScript/Lars_Jansen.docx
@@ -42,15 +42,8 @@
         </w:rPr>
         <w:t>Senior Software Engineer</w:t>
       </w:r>
-      <w:r>
-        <w:rPr>
-          <w:rFonts w:ascii="Arial" w:eastAsia="Arial" w:hAnsi="Arial" w:cs="Arial"/>
-          <w:color w:val="555555"/>
-          <w:sz w:val="19"/>
-          <w:szCs w:val="19"/>
-        </w:rPr>
-        <w:t xml:space="preserve"> | Angular Frontend | 10+years</w:t>
-      </w:r>
+      <w:bookmarkStart w:id="0" w:name="_GoBack"/>
+      <w:bookmarkEnd w:id="0"/>
     </w:p>
     <w:tbl>
       <w:tblPr>
@@ -324,15 +317,7 @@
         <w:rPr>
           <w:sz w:val="20"/>
         </w:rPr>
-        <w:t>, and</w:t>
-      </w:r>
-      <w:bookmarkStart w:id="0" w:name="_GoBack"/>
-      <w:bookmarkEnd w:id="0"/>
-      <w:r>
-        <w:rPr>
-          <w:sz w:val="20"/>
-        </w:rPr>
-        <w:t xml:space="preserve"> predictable error contracts. Known for rescuing production incidents (throttling, hot partitions, retry storms) with </w:t>
+        <w:t xml:space="preserve">, and predictable error contracts. Known for rescuing production incidents (throttling, hot partitions, retry storms) with </w:t>
       </w:r>
       <w:proofErr w:type="spellStart"/>
       <w:r>
